--- a/flow/20230914_vu_template/drafts/2024-11-u/11-ПН-Мини_Віктора.docx
+++ b/flow/20230914_vu_template/drafts/2024-11-u/11-ПН-Мини_Віктора.docx
@@ -10138,12 +10138,8 @@
     </w:p>
     <w:p>
       <w:pPr>
-        <w:spacing w:after="120"/>
-        <w:rPr>
-          <w:rFonts w:ascii="Times New Roman" w:hAnsi="Times New Roman"/>
-          <w:sz w:val="24"/>
-          <w:szCs w:val="24"/>
-        </w:rPr>
+        <w:pStyle w:val="Normal"/>
+        <w:spacing w:after="120"/>
       </w:pPr>
       <w:r>
         <w:rPr>
@@ -10151,15 +10147,24 @@
           <w:b/>
           <w:color w:val="000000"/>
           <w:sz w:val="24"/>
-          <w:szCs w:val="24"/>
-        </w:rPr>
-        <w:t>Го</w:t>
-      </w:r>
-      <w:r>
-        <w:rPr>
-          <w:rFonts w:ascii="Times New Roman" w:hAnsi="Times New Roman"/>
-          <w:sz w:val="24"/>
-          <w:szCs w:val="24"/>
+        </w:rPr>
+        <w:t xml:space="preserve">Го́споди, взива́ю я до Те́бе, ви́слухай мене́.* </w:t>
+      </w:r>
+      <w:r>
+        <w:rPr>
+          <w:rFonts w:ascii="Times New Roman" w:hAnsi="Times New Roman"/>
+          <w:b/>
+          <w:color w:val="000000"/>
+          <w:sz w:val="24"/>
+        </w:rPr>
+        <w:t>Ви</w:t>
+      </w:r>
+      <w:r>
+        <w:rPr>
+          <w:rFonts w:ascii="Times New Roman" w:hAnsi="Times New Roman"/>
+          <w:b/>
+          <w:color w:val="000000"/>
+          <w:sz w:val="24"/>
         </w:rPr>
         <w:t>́</w:t>
       </w:r>
@@ -10169,15 +10174,69 @@
           <w:b/>
           <w:color w:val="000000"/>
           <w:sz w:val="24"/>
-          <w:szCs w:val="24"/>
+        </w:rPr>
+        <w:t>слухай мене</w:t>
+      </w:r>
+      <w:r>
+        <w:rPr>
+          <w:rFonts w:ascii="Times New Roman" w:hAnsi="Times New Roman"/>
+          <w:b/>
+          <w:color w:val="000000"/>
+          <w:sz w:val="24"/>
+        </w:rPr>
+        <w:t>́</w:t>
+      </w:r>
+      <w:r>
+        <w:rPr>
+          <w:rFonts w:ascii="Times New Roman" w:hAnsi="Times New Roman"/>
+          <w:b/>
+          <w:color w:val="000000"/>
+          <w:sz w:val="24"/>
+        </w:rPr>
+        <w:t>, Го</w:t>
+      </w:r>
+      <w:r>
+        <w:rPr>
+          <w:rFonts w:ascii="Times New Roman" w:hAnsi="Times New Roman"/>
+          <w:b/>
+          <w:color w:val="000000"/>
+          <w:sz w:val="24"/>
+        </w:rPr>
+        <w:t>́</w:t>
+      </w:r>
+      <w:r>
+        <w:rPr>
+          <w:rFonts w:ascii="Times New Roman" w:hAnsi="Times New Roman"/>
+          <w:b/>
+          <w:color w:val="000000"/>
+          <w:sz w:val="24"/>
+        </w:rPr>
+        <w:t>споди.* Го</w:t>
+      </w:r>
+      <w:r>
+        <w:rPr>
+          <w:rFonts w:ascii="Times New Roman" w:hAnsi="Times New Roman"/>
+          <w:b/>
+          <w:color w:val="000000"/>
+          <w:sz w:val="24"/>
+        </w:rPr>
+        <w:t>́</w:t>
+      </w:r>
+      <w:r>
+        <w:rPr>
+          <w:rFonts w:ascii="Times New Roman" w:hAnsi="Times New Roman"/>
+          <w:b/>
+          <w:color w:val="000000"/>
+          <w:sz w:val="24"/>
         </w:rPr>
         <w:t>споди, взива</w:t>
       </w:r>
       <w:r>
         <w:rPr>
           <w:rFonts w:ascii="Times New Roman" w:hAnsi="Times New Roman"/>
-          <w:sz w:val="24"/>
-          <w:szCs w:val="24"/>
+          <w:b/>
+          <w:color w:val="000000"/>
+          <w:sz w:val="24"/>
         </w:rPr>
         <w:t>́</w:t>
       </w:r>
@@ -10187,15 +10246,15 @@
           <w:b/>
           <w:color w:val="000000"/>
           <w:sz w:val="24"/>
-          <w:szCs w:val="24"/>
         </w:rPr>
         <w:t>ю я до Те</w:t>
       </w:r>
       <w:r>
         <w:rPr>
           <w:rFonts w:ascii="Times New Roman" w:hAnsi="Times New Roman"/>
-          <w:sz w:val="24"/>
-          <w:szCs w:val="24"/>
+          <w:b/>
+          <w:color w:val="000000"/>
+          <w:sz w:val="24"/>
         </w:rPr>
         <w:t>́</w:t>
       </w:r>
@@ -10205,15 +10264,15 @@
           <w:b/>
           <w:color w:val="000000"/>
           <w:sz w:val="24"/>
-          <w:szCs w:val="24"/>
         </w:rPr>
         <w:t>бе, ви</w:t>
       </w:r>
       <w:r>
         <w:rPr>
           <w:rFonts w:ascii="Times New Roman" w:hAnsi="Times New Roman"/>
-          <w:sz w:val="24"/>
-          <w:szCs w:val="24"/>
+          <w:b/>
+          <w:color w:val="000000"/>
+          <w:sz w:val="24"/>
         </w:rPr>
         <w:t>́</w:t>
       </w:r>
@@ -10223,15 +10282,15 @@
           <w:b/>
           <w:color w:val="000000"/>
           <w:sz w:val="24"/>
-          <w:szCs w:val="24"/>
         </w:rPr>
         <w:t>слухай мене</w:t>
       </w:r>
       <w:r>
         <w:rPr>
           <w:rFonts w:ascii="Times New Roman" w:hAnsi="Times New Roman"/>
-          <w:sz w:val="24"/>
-          <w:szCs w:val="24"/>
+          <w:b/>
+          <w:color w:val="000000"/>
+          <w:sz w:val="24"/>
         </w:rPr>
         <w:t>́</w:t>
       </w:r>
@@ -10241,15 +10300,15 @@
           <w:b/>
           <w:color w:val="000000"/>
           <w:sz w:val="24"/>
-          <w:szCs w:val="24"/>
-        </w:rPr>
-        <w:t>.* Ви</w:t>
-      </w:r>
-      <w:r>
-        <w:rPr>
-          <w:rFonts w:ascii="Times New Roman" w:hAnsi="Times New Roman"/>
-          <w:sz w:val="24"/>
-          <w:szCs w:val="24"/>
+        </w:rPr>
+        <w:t>.* Почу</w:t>
+      </w:r>
+      <w:r>
+        <w:rPr>
+          <w:rFonts w:ascii="Times New Roman" w:hAnsi="Times New Roman"/>
+          <w:b/>
+          <w:color w:val="000000"/>
+          <w:sz w:val="24"/>
         </w:rPr>
         <w:t>́</w:t>
       </w:r>
@@ -10259,15 +10318,15 @@
           <w:b/>
           <w:color w:val="000000"/>
           <w:sz w:val="24"/>
-          <w:szCs w:val="24"/>
-        </w:rPr>
-        <w:t>слухай мене, Го</w:t>
-      </w:r>
-      <w:r>
-        <w:rPr>
-          <w:rFonts w:ascii="Times New Roman" w:hAnsi="Times New Roman"/>
-          <w:sz w:val="24"/>
-          <w:szCs w:val="24"/>
+        </w:rPr>
+        <w:t>й го</w:t>
+      </w:r>
+      <w:r>
+        <w:rPr>
+          <w:rFonts w:ascii="Times New Roman" w:hAnsi="Times New Roman"/>
+          <w:b/>
+          <w:color w:val="000000"/>
+          <w:sz w:val="24"/>
         </w:rPr>
         <w:t>́</w:t>
       </w:r>
@@ -10277,15 +10336,15 @@
           <w:b/>
           <w:color w:val="000000"/>
           <w:sz w:val="24"/>
-          <w:szCs w:val="24"/>
-        </w:rPr>
-        <w:t>споди.* Го</w:t>
-      </w:r>
-      <w:r>
-        <w:rPr>
-          <w:rFonts w:ascii="Times New Roman" w:hAnsi="Times New Roman"/>
-          <w:sz w:val="24"/>
-          <w:szCs w:val="24"/>
+        </w:rPr>
+        <w:t>лос молі</w:t>
+      </w:r>
+      <w:r>
+        <w:rPr>
+          <w:rFonts w:ascii="Times New Roman" w:hAnsi="Times New Roman"/>
+          <w:b/>
+          <w:color w:val="000000"/>
+          <w:sz w:val="24"/>
         </w:rPr>
         <w:t>́</w:t>
       </w:r>
@@ -10295,15 +10354,15 @@
           <w:b/>
           <w:color w:val="000000"/>
           <w:sz w:val="24"/>
-          <w:szCs w:val="24"/>
-        </w:rPr>
-        <w:t>споди, взива</w:t>
-      </w:r>
-      <w:r>
-        <w:rPr>
-          <w:rFonts w:ascii="Times New Roman" w:hAnsi="Times New Roman"/>
-          <w:sz w:val="24"/>
-          <w:szCs w:val="24"/>
+        </w:rPr>
+        <w:t>ння мого</w:t>
+      </w:r>
+      <w:r>
+        <w:rPr>
+          <w:rFonts w:ascii="Times New Roman" w:hAnsi="Times New Roman"/>
+          <w:b/>
+          <w:color w:val="000000"/>
+          <w:sz w:val="24"/>
         </w:rPr>
         <w:t>́</w:t>
       </w:r>
@@ -10313,15 +10372,15 @@
           <w:b/>
           <w:color w:val="000000"/>
           <w:sz w:val="24"/>
-          <w:szCs w:val="24"/>
-        </w:rPr>
-        <w:t>ю я до Те</w:t>
-      </w:r>
-      <w:r>
-        <w:rPr>
-          <w:rFonts w:ascii="Times New Roman" w:hAnsi="Times New Roman"/>
-          <w:sz w:val="24"/>
-          <w:szCs w:val="24"/>
+        </w:rPr>
+        <w:t>,* коли</w:t>
+      </w:r>
+      <w:r>
+        <w:rPr>
+          <w:rFonts w:ascii="Times New Roman" w:hAnsi="Times New Roman"/>
+          <w:b/>
+          <w:color w:val="000000"/>
+          <w:sz w:val="24"/>
         </w:rPr>
         <w:t>́</w:t>
       </w:r>
@@ -10331,15 +10390,15 @@
           <w:b/>
           <w:color w:val="000000"/>
           <w:sz w:val="24"/>
-          <w:szCs w:val="24"/>
-        </w:rPr>
-        <w:t>бе, ви</w:t>
-      </w:r>
-      <w:r>
-        <w:rPr>
-          <w:rFonts w:ascii="Times New Roman" w:hAnsi="Times New Roman"/>
-          <w:sz w:val="24"/>
-          <w:szCs w:val="24"/>
+        </w:rPr>
+        <w:t xml:space="preserve"> взива</w:t>
+      </w:r>
+      <w:r>
+        <w:rPr>
+          <w:rFonts w:ascii="Times New Roman" w:hAnsi="Times New Roman"/>
+          <w:b/>
+          <w:color w:val="000000"/>
+          <w:sz w:val="24"/>
         </w:rPr>
         <w:t>́</w:t>
       </w:r>
@@ -10349,15 +10408,51 @@
           <w:b/>
           <w:color w:val="000000"/>
           <w:sz w:val="24"/>
-          <w:szCs w:val="24"/>
+        </w:rPr>
+        <w:t>ю до Те</w:t>
+      </w:r>
+      <w:r>
+        <w:rPr>
+          <w:rFonts w:ascii="Times New Roman" w:hAnsi="Times New Roman"/>
+          <w:b/>
+          <w:color w:val="000000"/>
+          <w:sz w:val="24"/>
+        </w:rPr>
+        <w:t>́</w:t>
+      </w:r>
+      <w:r>
+        <w:rPr>
+          <w:rFonts w:ascii="Times New Roman" w:hAnsi="Times New Roman"/>
+          <w:b/>
+          <w:color w:val="000000"/>
+          <w:sz w:val="24"/>
+        </w:rPr>
+        <w:t>бе.* Ви</w:t>
+      </w:r>
+      <w:r>
+        <w:rPr>
+          <w:rFonts w:ascii="Times New Roman" w:hAnsi="Times New Roman"/>
+          <w:b/>
+          <w:color w:val="000000"/>
+          <w:sz w:val="24"/>
+        </w:rPr>
+        <w:t>́</w:t>
+      </w:r>
+      <w:r>
+        <w:rPr>
+          <w:rFonts w:ascii="Times New Roman" w:hAnsi="Times New Roman"/>
+          <w:b/>
+          <w:color w:val="000000"/>
+          <w:sz w:val="24"/>
         </w:rPr>
         <w:t>слухай мене</w:t>
       </w:r>
       <w:r>
         <w:rPr>
           <w:rFonts w:ascii="Times New Roman" w:hAnsi="Times New Roman"/>
-          <w:sz w:val="24"/>
-          <w:szCs w:val="24"/>
+          <w:b/>
+          <w:color w:val="000000"/>
+          <w:sz w:val="24"/>
         </w:rPr>
         <w:t>́</w:t>
       </w:r>
@@ -10367,15 +10462,15 @@
           <w:b/>
           <w:color w:val="000000"/>
           <w:sz w:val="24"/>
-          <w:szCs w:val="24"/>
-        </w:rPr>
-        <w:t>.* Почу</w:t>
-      </w:r>
-      <w:r>
-        <w:rPr>
-          <w:rFonts w:ascii="Times New Roman" w:hAnsi="Times New Roman"/>
-          <w:sz w:val="24"/>
-          <w:szCs w:val="24"/>
+        </w:rPr>
+        <w:t>, Го</w:t>
+      </w:r>
+      <w:r>
+        <w:rPr>
+          <w:rFonts w:ascii="Times New Roman" w:hAnsi="Times New Roman"/>
+          <w:b/>
+          <w:color w:val="000000"/>
+          <w:sz w:val="24"/>
         </w:rPr>
         <w:t>́</w:t>
       </w:r>
@@ -10385,15 +10480,30 @@
           <w:b/>
           <w:color w:val="000000"/>
           <w:sz w:val="24"/>
-          <w:szCs w:val="24"/>
-        </w:rPr>
-        <w:t>й го</w:t>
-      </w:r>
-      <w:r>
-        <w:rPr>
-          <w:rFonts w:ascii="Times New Roman" w:hAnsi="Times New Roman"/>
-          <w:sz w:val="24"/>
-          <w:szCs w:val="24"/>
+        </w:rPr>
+        <w:t>споди.</w:t>
+      </w:r>
+    </w:p>
+    <w:p>
+      <w:pPr>
+        <w:pStyle w:val="Normal"/>
+        <w:spacing w:after="120"/>
+      </w:pPr>
+      <w:r>
+        <w:rPr>
+          <w:rFonts w:ascii="Times New Roman" w:hAnsi="Times New Roman"/>
+          <w:b/>
+          <w:color w:val="000000"/>
+          <w:sz w:val="24"/>
+        </w:rPr>
+        <w:t>Неха</w:t>
+      </w:r>
+      <w:r>
+        <w:rPr>
+          <w:rFonts w:ascii="Times New Roman" w:hAnsi="Times New Roman"/>
+          <w:b/>
+          <w:color w:val="000000"/>
+          <w:sz w:val="24"/>
         </w:rPr>
         <w:t>́</w:t>
       </w:r>
@@ -10403,15 +10513,15 @@
           <w:b/>
           <w:color w:val="000000"/>
           <w:sz w:val="24"/>
-          <w:szCs w:val="24"/>
-        </w:rPr>
-        <w:t>лос молі</w:t>
-      </w:r>
-      <w:r>
-        <w:rPr>
-          <w:rFonts w:ascii="Times New Roman" w:hAnsi="Times New Roman"/>
-          <w:sz w:val="24"/>
-          <w:szCs w:val="24"/>
+        </w:rPr>
+        <w:t>й піднесе</w:t>
+      </w:r>
+      <w:r>
+        <w:rPr>
+          <w:rFonts w:ascii="Times New Roman" w:hAnsi="Times New Roman"/>
+          <w:b/>
+          <w:color w:val="000000"/>
+          <w:sz w:val="24"/>
         </w:rPr>
         <w:t>́</w:t>
       </w:r>
@@ -10421,15 +10531,15 @@
           <w:b/>
           <w:color w:val="000000"/>
           <w:sz w:val="24"/>
-          <w:szCs w:val="24"/>
-        </w:rPr>
-        <w:t>ння мого</w:t>
-      </w:r>
-      <w:r>
-        <w:rPr>
-          <w:rFonts w:ascii="Times New Roman" w:hAnsi="Times New Roman"/>
-          <w:sz w:val="24"/>
-          <w:szCs w:val="24"/>
+        </w:rPr>
+        <w:t>ться моли</w:t>
+      </w:r>
+      <w:r>
+        <w:rPr>
+          <w:rFonts w:ascii="Times New Roman" w:hAnsi="Times New Roman"/>
+          <w:b/>
+          <w:color w:val="000000"/>
+          <w:sz w:val="24"/>
         </w:rPr>
         <w:t>́</w:t>
       </w:r>
@@ -10439,15 +10549,15 @@
           <w:b/>
           <w:color w:val="000000"/>
           <w:sz w:val="24"/>
-          <w:szCs w:val="24"/>
-        </w:rPr>
-        <w:t>,* коли</w:t>
-      </w:r>
-      <w:r>
-        <w:rPr>
-          <w:rFonts w:ascii="Times New Roman" w:hAnsi="Times New Roman"/>
-          <w:sz w:val="24"/>
-          <w:szCs w:val="24"/>
+        </w:rPr>
+        <w:t>тва моя</w:t>
+      </w:r>
+      <w:r>
+        <w:rPr>
+          <w:rFonts w:ascii="Times New Roman" w:hAnsi="Times New Roman"/>
+          <w:b/>
+          <w:color w:val="000000"/>
+          <w:sz w:val="24"/>
         </w:rPr>
         <w:t>́</w:t>
       </w:r>
@@ -10457,15 +10567,15 @@
           <w:b/>
           <w:color w:val="000000"/>
           <w:sz w:val="24"/>
-          <w:szCs w:val="24"/>
-        </w:rPr>
-        <w:t xml:space="preserve"> взива</w:t>
-      </w:r>
-      <w:r>
-        <w:rPr>
-          <w:rFonts w:ascii="Times New Roman" w:hAnsi="Times New Roman"/>
-          <w:sz w:val="24"/>
-          <w:szCs w:val="24"/>
+        </w:rPr>
+        <w:t>,* мов кади</w:t>
+      </w:r>
+      <w:r>
+        <w:rPr>
+          <w:rFonts w:ascii="Times New Roman" w:hAnsi="Times New Roman"/>
+          <w:b/>
+          <w:color w:val="000000"/>
+          <w:sz w:val="24"/>
         </w:rPr>
         <w:t>́</w:t>
       </w:r>
@@ -10475,15 +10585,15 @@
           <w:b/>
           <w:color w:val="000000"/>
           <w:sz w:val="24"/>
-          <w:szCs w:val="24"/>
-        </w:rPr>
-        <w:t>ю до Те</w:t>
-      </w:r>
-      <w:r>
-        <w:rPr>
-          <w:rFonts w:ascii="Times New Roman" w:hAnsi="Times New Roman"/>
-          <w:sz w:val="24"/>
-          <w:szCs w:val="24"/>
+        </w:rPr>
+        <w:t>ло пе</w:t>
+      </w:r>
+      <w:r>
+        <w:rPr>
+          <w:rFonts w:ascii="Times New Roman" w:hAnsi="Times New Roman"/>
+          <w:b/>
+          <w:color w:val="000000"/>
+          <w:sz w:val="24"/>
         </w:rPr>
         <w:t>́</w:t>
       </w:r>
@@ -10493,15 +10603,15 @@
           <w:b/>
           <w:color w:val="000000"/>
           <w:sz w:val="24"/>
-          <w:szCs w:val="24"/>
-        </w:rPr>
-        <w:t>бе.* Ви</w:t>
-      </w:r>
-      <w:r>
-        <w:rPr>
-          <w:rFonts w:ascii="Times New Roman" w:hAnsi="Times New Roman"/>
-          <w:sz w:val="24"/>
-          <w:szCs w:val="24"/>
+        </w:rPr>
+        <w:t>ред Тобо</w:t>
+      </w:r>
+      <w:r>
+        <w:rPr>
+          <w:rFonts w:ascii="Times New Roman" w:hAnsi="Times New Roman"/>
+          <w:b/>
+          <w:color w:val="000000"/>
+          <w:sz w:val="24"/>
         </w:rPr>
         <w:t>́</w:t>
       </w:r>
@@ -10511,15 +10621,114 @@
           <w:b/>
           <w:color w:val="000000"/>
           <w:sz w:val="24"/>
-          <w:szCs w:val="24"/>
+        </w:rPr>
+        <w:t>ю;* підно</w:t>
+      </w:r>
+      <w:r>
+        <w:rPr>
+          <w:rFonts w:ascii="Times New Roman" w:hAnsi="Times New Roman"/>
+          <w:b/>
+          <w:color w:val="000000"/>
+          <w:sz w:val="24"/>
+        </w:rPr>
+        <w:t>́</w:t>
+      </w:r>
+      <w:r>
+        <w:rPr>
+          <w:rFonts w:ascii="Times New Roman" w:hAnsi="Times New Roman"/>
+          <w:b/>
+          <w:color w:val="000000"/>
+          <w:sz w:val="24"/>
+        </w:rPr>
+        <w:t>шення рук мої</w:t>
+      </w:r>
+      <w:r>
+        <w:rPr>
+          <w:rFonts w:ascii="Times New Roman" w:hAnsi="Times New Roman"/>
+          <w:b/>
+          <w:color w:val="000000"/>
+          <w:sz w:val="24"/>
+        </w:rPr>
+        <w:t>́</w:t>
+      </w:r>
+      <w:r>
+        <w:rPr>
+          <w:rFonts w:ascii="Times New Roman" w:hAnsi="Times New Roman"/>
+          <w:b/>
+          <w:color w:val="000000"/>
+          <w:sz w:val="24"/>
+        </w:rPr>
+        <w:t>х,* як же</w:t>
+      </w:r>
+      <w:r>
+        <w:rPr>
+          <w:rFonts w:ascii="Times New Roman" w:hAnsi="Times New Roman"/>
+          <w:b/>
+          <w:color w:val="000000"/>
+          <w:sz w:val="24"/>
+        </w:rPr>
+        <w:t>́</w:t>
+      </w:r>
+      <w:r>
+        <w:rPr>
+          <w:rFonts w:ascii="Times New Roman" w:hAnsi="Times New Roman"/>
+          <w:b/>
+          <w:color w:val="000000"/>
+          <w:sz w:val="24"/>
+        </w:rPr>
+        <w:t>ртва вечі</w:t>
+      </w:r>
+      <w:r>
+        <w:rPr>
+          <w:rFonts w:ascii="Times New Roman" w:hAnsi="Times New Roman"/>
+          <w:b/>
+          <w:color w:val="000000"/>
+          <w:sz w:val="24"/>
+        </w:rPr>
+        <w:t>́</w:t>
+      </w:r>
+      <w:r>
+        <w:rPr>
+          <w:rFonts w:ascii="Times New Roman" w:hAnsi="Times New Roman"/>
+          <w:b/>
+          <w:color w:val="000000"/>
+          <w:sz w:val="24"/>
+        </w:rPr>
+        <w:t xml:space="preserve">рня.* </w:t>
+      </w:r>
+      <w:r>
+        <w:rPr>
+          <w:rFonts w:ascii="Times New Roman" w:hAnsi="Times New Roman"/>
+          <w:b/>
+          <w:color w:val="000000"/>
+          <w:sz w:val="24"/>
+        </w:rPr>
+        <w:t>Ви</w:t>
+      </w:r>
+      <w:r>
+        <w:rPr>
+          <w:rFonts w:ascii="Times New Roman" w:hAnsi="Times New Roman"/>
+          <w:b/>
+          <w:color w:val="000000"/>
+          <w:sz w:val="24"/>
+        </w:rPr>
+        <w:t>́</w:t>
+      </w:r>
+      <w:r>
+        <w:rPr>
+          <w:rFonts w:ascii="Times New Roman" w:hAnsi="Times New Roman"/>
+          <w:b/>
+          <w:color w:val="000000"/>
+          <w:sz w:val="24"/>
         </w:rPr>
         <w:t>слухай мене</w:t>
       </w:r>
       <w:r>
         <w:rPr>
           <w:rFonts w:ascii="Times New Roman" w:hAnsi="Times New Roman"/>
-          <w:sz w:val="24"/>
-          <w:szCs w:val="24"/>
+          <w:b/>
+          <w:color w:val="000000"/>
+          <w:sz w:val="24"/>
         </w:rPr>
         <w:t>́</w:t>
       </w:r>
@@ -10529,15 +10738,15 @@
           <w:b/>
           <w:color w:val="000000"/>
           <w:sz w:val="24"/>
-          <w:szCs w:val="24"/>
         </w:rPr>
         <w:t>, Го</w:t>
       </w:r>
       <w:r>
         <w:rPr>
           <w:rFonts w:ascii="Times New Roman" w:hAnsi="Times New Roman"/>
-          <w:sz w:val="24"/>
-          <w:szCs w:val="24"/>
+          <w:b/>
+          <w:color w:val="000000"/>
+          <w:sz w:val="24"/>
         </w:rPr>
         <w:t>́</w:t>
       </w:r>
@@ -10547,279 +10756,6 @@
           <w:b/>
           <w:color w:val="000000"/>
           <w:sz w:val="24"/>
-          <w:szCs w:val="24"/>
-        </w:rPr>
-        <w:t>споди.</w:t>
-      </w:r>
-    </w:p>
-    <w:p>
-      <w:pPr>
-        <w:spacing w:after="120"/>
-        <w:rPr>
-          <w:rFonts w:ascii="Times New Roman" w:hAnsi="Times New Roman"/>
-          <w:sz w:val="24"/>
-          <w:szCs w:val="24"/>
-        </w:rPr>
-      </w:pPr>
-      <w:r>
-        <w:rPr>
-          <w:rFonts w:ascii="Times New Roman" w:hAnsi="Times New Roman"/>
-          <w:b/>
-          <w:color w:val="000000"/>
-          <w:sz w:val="24"/>
-          <w:szCs w:val="24"/>
-        </w:rPr>
-        <w:t>Неха</w:t>
-      </w:r>
-      <w:r>
-        <w:rPr>
-          <w:rFonts w:ascii="Times New Roman" w:hAnsi="Times New Roman"/>
-          <w:sz w:val="24"/>
-          <w:szCs w:val="24"/>
-        </w:rPr>
-        <w:t>́</w:t>
-      </w:r>
-      <w:r>
-        <w:rPr>
-          <w:rFonts w:ascii="Times New Roman" w:hAnsi="Times New Roman"/>
-          <w:b/>
-          <w:color w:val="000000"/>
-          <w:sz w:val="24"/>
-          <w:szCs w:val="24"/>
-        </w:rPr>
-        <w:t>й піднесе</w:t>
-      </w:r>
-      <w:r>
-        <w:rPr>
-          <w:rFonts w:ascii="Times New Roman" w:hAnsi="Times New Roman"/>
-          <w:sz w:val="24"/>
-          <w:szCs w:val="24"/>
-        </w:rPr>
-        <w:t>́</w:t>
-      </w:r>
-      <w:r>
-        <w:rPr>
-          <w:rFonts w:ascii="Times New Roman" w:hAnsi="Times New Roman"/>
-          <w:b/>
-          <w:color w:val="000000"/>
-          <w:sz w:val="24"/>
-          <w:szCs w:val="24"/>
-        </w:rPr>
-        <w:t>ться моли</w:t>
-      </w:r>
-      <w:r>
-        <w:rPr>
-          <w:rFonts w:ascii="Times New Roman" w:hAnsi="Times New Roman"/>
-          <w:sz w:val="24"/>
-          <w:szCs w:val="24"/>
-        </w:rPr>
-        <w:t>́</w:t>
-      </w:r>
-      <w:r>
-        <w:rPr>
-          <w:rFonts w:ascii="Times New Roman" w:hAnsi="Times New Roman"/>
-          <w:b/>
-          <w:color w:val="000000"/>
-          <w:sz w:val="24"/>
-          <w:szCs w:val="24"/>
-        </w:rPr>
-        <w:t>тва моя</w:t>
-      </w:r>
-      <w:r>
-        <w:rPr>
-          <w:rFonts w:ascii="Times New Roman" w:hAnsi="Times New Roman"/>
-          <w:sz w:val="24"/>
-          <w:szCs w:val="24"/>
-        </w:rPr>
-        <w:t>́</w:t>
-      </w:r>
-      <w:r>
-        <w:rPr>
-          <w:rFonts w:ascii="Times New Roman" w:hAnsi="Times New Roman"/>
-          <w:b/>
-          <w:color w:val="000000"/>
-          <w:sz w:val="24"/>
-          <w:szCs w:val="24"/>
-        </w:rPr>
-        <w:t>,* мов кади</w:t>
-      </w:r>
-      <w:r>
-        <w:rPr>
-          <w:rFonts w:ascii="Times New Roman" w:hAnsi="Times New Roman"/>
-          <w:sz w:val="24"/>
-          <w:szCs w:val="24"/>
-        </w:rPr>
-        <w:t>́</w:t>
-      </w:r>
-      <w:r>
-        <w:rPr>
-          <w:rFonts w:ascii="Times New Roman" w:hAnsi="Times New Roman"/>
-          <w:b/>
-          <w:color w:val="000000"/>
-          <w:sz w:val="24"/>
-          <w:szCs w:val="24"/>
-        </w:rPr>
-        <w:t>ло пе</w:t>
-      </w:r>
-      <w:r>
-        <w:rPr>
-          <w:rFonts w:ascii="Times New Roman" w:hAnsi="Times New Roman"/>
-          <w:sz w:val="24"/>
-          <w:szCs w:val="24"/>
-        </w:rPr>
-        <w:t>́</w:t>
-      </w:r>
-      <w:r>
-        <w:rPr>
-          <w:rFonts w:ascii="Times New Roman" w:hAnsi="Times New Roman"/>
-          <w:b/>
-          <w:color w:val="000000"/>
-          <w:sz w:val="24"/>
-          <w:szCs w:val="24"/>
-        </w:rPr>
-        <w:t>ред Тобо</w:t>
-      </w:r>
-      <w:r>
-        <w:rPr>
-          <w:rFonts w:ascii="Times New Roman" w:hAnsi="Times New Roman"/>
-          <w:sz w:val="24"/>
-          <w:szCs w:val="24"/>
-        </w:rPr>
-        <w:t>́</w:t>
-      </w:r>
-      <w:r>
-        <w:rPr>
-          <w:rFonts w:ascii="Times New Roman" w:hAnsi="Times New Roman"/>
-          <w:b/>
-          <w:color w:val="000000"/>
-          <w:sz w:val="24"/>
-          <w:szCs w:val="24"/>
-        </w:rPr>
-        <w:t>ю;* підно</w:t>
-      </w:r>
-      <w:r>
-        <w:rPr>
-          <w:rFonts w:ascii="Times New Roman" w:hAnsi="Times New Roman"/>
-          <w:sz w:val="24"/>
-          <w:szCs w:val="24"/>
-        </w:rPr>
-        <w:t>́</w:t>
-      </w:r>
-      <w:r>
-        <w:rPr>
-          <w:rFonts w:ascii="Times New Roman" w:hAnsi="Times New Roman"/>
-          <w:b/>
-          <w:color w:val="000000"/>
-          <w:sz w:val="24"/>
-          <w:szCs w:val="24"/>
-        </w:rPr>
-        <w:t>шення рук мої</w:t>
-      </w:r>
-      <w:r>
-        <w:rPr>
-          <w:rFonts w:ascii="Times New Roman" w:hAnsi="Times New Roman"/>
-          <w:sz w:val="24"/>
-          <w:szCs w:val="24"/>
-        </w:rPr>
-        <w:t>́</w:t>
-      </w:r>
-      <w:r>
-        <w:rPr>
-          <w:rFonts w:ascii="Times New Roman" w:hAnsi="Times New Roman"/>
-          <w:b/>
-          <w:color w:val="000000"/>
-          <w:sz w:val="24"/>
-          <w:szCs w:val="24"/>
-        </w:rPr>
-        <w:t>х,* як же</w:t>
-      </w:r>
-      <w:r>
-        <w:rPr>
-          <w:rFonts w:ascii="Times New Roman" w:hAnsi="Times New Roman"/>
-          <w:sz w:val="24"/>
-          <w:szCs w:val="24"/>
-        </w:rPr>
-        <w:t>́</w:t>
-      </w:r>
-      <w:r>
-        <w:rPr>
-          <w:rFonts w:ascii="Times New Roman" w:hAnsi="Times New Roman"/>
-          <w:b/>
-          <w:color w:val="000000"/>
-          <w:sz w:val="24"/>
-          <w:szCs w:val="24"/>
-        </w:rPr>
-        <w:t>ртва вечі</w:t>
-      </w:r>
-      <w:r>
-        <w:rPr>
-          <w:rFonts w:ascii="Times New Roman" w:hAnsi="Times New Roman"/>
-          <w:sz w:val="24"/>
-          <w:szCs w:val="24"/>
-        </w:rPr>
-        <w:t>́</w:t>
-      </w:r>
-      <w:r>
-        <w:rPr>
-          <w:rFonts w:ascii="Times New Roman" w:hAnsi="Times New Roman"/>
-          <w:b/>
-          <w:color w:val="000000"/>
-          <w:sz w:val="24"/>
-          <w:szCs w:val="24"/>
-        </w:rPr>
-        <w:t>рня.* Ви</w:t>
-      </w:r>
-      <w:r>
-        <w:rPr>
-          <w:rFonts w:ascii="Times New Roman" w:hAnsi="Times New Roman"/>
-          <w:sz w:val="24"/>
-          <w:szCs w:val="24"/>
-        </w:rPr>
-        <w:t>́</w:t>
-      </w:r>
-      <w:r>
-        <w:rPr>
-          <w:rFonts w:ascii="Times New Roman" w:hAnsi="Times New Roman"/>
-          <w:b/>
-          <w:color w:val="000000"/>
-          <w:sz w:val="24"/>
-          <w:szCs w:val="24"/>
-        </w:rPr>
-        <w:t>слухай мене</w:t>
-      </w:r>
-      <w:r>
-        <w:rPr>
-          <w:rFonts w:ascii="Times New Roman" w:hAnsi="Times New Roman"/>
-          <w:sz w:val="24"/>
-          <w:szCs w:val="24"/>
-        </w:rPr>
-        <w:t>́</w:t>
-      </w:r>
-      <w:r>
-        <w:rPr>
-          <w:rFonts w:ascii="Times New Roman" w:hAnsi="Times New Roman"/>
-          <w:b/>
-          <w:color w:val="000000"/>
-          <w:sz w:val="24"/>
-          <w:szCs w:val="24"/>
-        </w:rPr>
-        <w:t>, Го</w:t>
-      </w:r>
-      <w:r>
-        <w:rPr>
-          <w:rFonts w:ascii="Times New Roman" w:hAnsi="Times New Roman"/>
-          <w:sz w:val="24"/>
-          <w:szCs w:val="24"/>
-        </w:rPr>
-        <w:t>́</w:t>
-      </w:r>
-      <w:r>
-        <w:rPr>
-          <w:rFonts w:ascii="Times New Roman" w:hAnsi="Times New Roman"/>
-          <w:b/>
-          <w:color w:val="000000"/>
-          <w:sz w:val="24"/>
-          <w:szCs w:val="24"/>
         </w:rPr>
         <w:t>споди.</w:t>
       </w:r>

--- a/flow/20230914_vu_template/drafts/2024-11-u/11-ПН-Мини_Віктора.docx
+++ b/flow/20230914_vu_template/drafts/2024-11-u/11-ПН-Мини_Віктора.docx
@@ -1902,9 +1902,8 @@
         <w:rPr>
           <w:rFonts w:ascii="Times New Roman" w:hAnsi="Times New Roman"/>
           <w:i/>
-          <w:color w:val="FF0000"/>
-          <w:sz w:val="24"/>
-          <w:szCs w:val="24"/>
+          <w:color w:val="FF4400"/>
+          <w:sz w:val="24"/>
         </w:rPr>
         <w:t>Священник:</w:t>
       </w:r>
@@ -1912,7 +1911,6 @@
         <w:rPr>
           <w:rFonts w:ascii="Times New Roman" w:hAnsi="Times New Roman"/>
           <w:sz w:val="24"/>
-          <w:szCs w:val="24"/>
         </w:rPr>
         <w:t xml:space="preserve"> Бо Твоє є царство, і сила, і слава, Отця, і Сина, і Святого Духа, нині, і повсякчас, і на віки віків.</w:t>
       </w:r>
@@ -10017,7 +10015,6 @@
           <w:i/>
           <w:color w:val="FF4400"/>
           <w:sz w:val="24"/>
-          <w:szCs w:val="24"/>
         </w:rPr>
         <w:t>Священник:</w:t>
       </w:r>
@@ -10025,17 +10022,8 @@
         <w:rPr>
           <w:rFonts w:ascii="Times New Roman" w:hAnsi="Times New Roman"/>
           <w:sz w:val="24"/>
-          <w:szCs w:val="24"/>
-        </w:rPr>
-        <w:t xml:space="preserve"> Бо Тобі належить усяка слава, честь і пок</w:t>
-      </w:r>
-      <w:r>
-        <w:rPr>
-          <w:rFonts w:ascii="Times New Roman" w:hAnsi="Times New Roman"/>
-          <w:sz w:val="24"/>
-          <w:szCs w:val="24"/>
-        </w:rPr>
-        <w:t>лоніння, Отцю, і Сину, і Святому Духові, нині, і повсякчас, і на віки віків.</w:t>
+        </w:rPr>
+        <w:t xml:space="preserve"> Бо Тобі належить усяка слава, честь і поклоніння, Отцю, і Сину, і Святому Духові, нині, і повсякчас, і на віки віків.</w:t>
       </w:r>
     </w:p>
     <w:p>
@@ -21971,9 +21959,8 @@
         <w:rPr>
           <w:rFonts w:ascii="Times New Roman" w:hAnsi="Times New Roman"/>
           <w:i/>
-          <w:color w:val="FF0000"/>
-          <w:sz w:val="24"/>
-          <w:szCs w:val="24"/>
+          <w:color w:val="FF4400"/>
+          <w:sz w:val="24"/>
         </w:rPr>
         <w:t>Священник:</w:t>
       </w:r>
@@ -21981,7 +21968,6 @@
         <w:rPr>
           <w:rFonts w:ascii="Times New Roman" w:hAnsi="Times New Roman"/>
           <w:sz w:val="24"/>
-          <w:szCs w:val="24"/>
         </w:rPr>
         <w:t xml:space="preserve"> Бо Твоє є царство, і сила, і слава, Отця, і Сина, і Святого Духа, нині, і повсякчас, і на віки віків.</w:t>
       </w:r>
@@ -22566,17 +22552,15 @@
           <w:i/>
           <w:color w:val="FF4400"/>
           <w:sz w:val="24"/>
-          <w:szCs w:val="24"/>
-        </w:rPr>
-        <w:t xml:space="preserve">Священник: </w:t>
-      </w:r>
-      <w:r>
-        <w:rPr>
-          <w:rFonts w:ascii="Times New Roman" w:hAnsi="Times New Roman"/>
-          <w:sz w:val="24"/>
-          <w:szCs w:val="24"/>
-        </w:rPr>
-        <w:t>Бо милостивий і людинолюбний Бог єси, і Тобі славу возсилаємо, Отцю, і Сину, і Святому Духові, нині, і повсякчас, і на віки віків.</w:t>
+        </w:rPr>
+        <w:t>Священник:</w:t>
+      </w:r>
+      <w:r>
+        <w:rPr>
+          <w:rFonts w:ascii="Times New Roman" w:hAnsi="Times New Roman"/>
+          <w:sz w:val="24"/>
+        </w:rPr>
+        <w:t xml:space="preserve"> Бо милостивий і людинолюбний Бог єси, і Тобі славу возсилаємо, Отцю, і Сину, і Святому Духові, нині, і повсякчас, і на віки віків.</w:t>
       </w:r>
     </w:p>
     <w:p>
@@ -22697,19 +22681,47 @@
         <w:rPr>
           <w:rFonts w:ascii="Times New Roman" w:hAnsi="Times New Roman"/>
           <w:i/>
+          <w:color w:val="FF4400"/>
+          <w:sz w:val="24"/>
+        </w:rPr>
+        <w:t>Священник:</w:t>
+      </w:r>
+      <w:r>
+        <w:rPr>
+          <w:rFonts w:ascii="Times New Roman" w:hAnsi="Times New Roman"/>
+          <w:sz w:val="24"/>
+        </w:rPr>
+        <w:t xml:space="preserve"> Сла́ва Тобі́, Хри́сте Бо́же, упова́ння на́ше, сла́ва Тобі́!</w:t>
+      </w:r>
+    </w:p>
+    <w:p>
+      <w:pPr>
+        <w:pStyle w:val="Normal"/>
+        <w:spacing w:after="120"/>
+      </w:pPr>
+      <w:r>
+        <w:rPr>
+          <w:rFonts w:ascii="Times New Roman" w:hAnsi="Times New Roman"/>
+          <w:i/>
           <w:color w:val="FF0000"/>
           <w:sz w:val="24"/>
         </w:rPr>
-        <w:t>Священ</w:t>
-      </w:r>
-      <w:r>
-        <w:rPr>
-          <w:rFonts w:ascii="Times New Roman" w:hAnsi="Times New Roman"/>
-          <w:i/>
+        <w:t>Вірні:</w:t>
+      </w:r>
+      <w:r>
+        <w:rPr>
+          <w:rFonts w:ascii="Times New Roman" w:hAnsi="Times New Roman"/>
           <w:color w:val="FF0000"/>
           <w:sz w:val="24"/>
         </w:rPr>
-        <w:t>н</w:t>
+        <w:t xml:space="preserve"> </w:t>
+      </w:r>
+      <w:r>
+        <w:rPr>
+          <w:rFonts w:ascii="Times New Roman" w:hAnsi="Times New Roman"/>
+          <w:sz w:val="24"/>
+        </w:rPr>
+        <w:t xml:space="preserve">Сла́ва Отцю́, і Си́ну, і Свято́му Ду́хові, і ни́ні, і повсякча́с, і на ві́ки вікі́в. Амі́нь. Го́споди, поми́луй. </w:t>
       </w:r>
       <w:r>
         <w:rPr>
@@ -22718,60 +22730,6 @@
           <w:color w:val="FF0000"/>
           <w:sz w:val="24"/>
         </w:rPr>
-        <w:t>ик:</w:t>
-      </w:r>
-      <w:r>
-        <w:rPr>
-          <w:rFonts w:ascii="Times New Roman" w:hAnsi="Times New Roman"/>
-          <w:color w:val="FF0000"/>
-          <w:sz w:val="24"/>
-        </w:rPr>
-        <w:t xml:space="preserve"> </w:t>
-      </w:r>
-      <w:r>
-        <w:rPr>
-          <w:rFonts w:ascii="Times New Roman" w:hAnsi="Times New Roman"/>
-          <w:sz w:val="24"/>
-        </w:rPr>
-        <w:t>Сла́ва Тобі́, Хри́сте Бо́же, упова́ння на́ше, сла́ва Тобі́!</w:t>
-      </w:r>
-    </w:p>
-    <w:p>
-      <w:pPr>
-        <w:pStyle w:val="Normal"/>
-        <w:spacing w:after="120"/>
-      </w:pPr>
-      <w:r>
-        <w:rPr>
-          <w:rFonts w:ascii="Times New Roman" w:hAnsi="Times New Roman"/>
-          <w:i/>
-          <w:color w:val="FF0000"/>
-          <w:sz w:val="24"/>
-        </w:rPr>
-        <w:t>Вірні:</w:t>
-      </w:r>
-      <w:r>
-        <w:rPr>
-          <w:rFonts w:ascii="Times New Roman" w:hAnsi="Times New Roman"/>
-          <w:color w:val="FF0000"/>
-          <w:sz w:val="24"/>
-        </w:rPr>
-        <w:t xml:space="preserve"> </w:t>
-      </w:r>
-      <w:r>
-        <w:rPr>
-          <w:rFonts w:ascii="Times New Roman" w:hAnsi="Times New Roman"/>
-          <w:sz w:val="24"/>
-        </w:rPr>
-        <w:t xml:space="preserve">Сла́ва Отцю́, і Си́ну, і Свято́му Ду́хові, і ни́ні, і повсякча́с, і на ві́ки вікі́в. Амі́нь. Го́споди, поми́луй. </w:t>
-      </w:r>
-      <w:r>
-        <w:rPr>
-          <w:rFonts w:ascii="Times New Roman" w:hAnsi="Times New Roman"/>
-          <w:i/>
-          <w:color w:val="FF0000"/>
-          <w:sz w:val="24"/>
-        </w:rPr>
         <w:t>(3 р.)</w:t>
       </w:r>
       <w:r>
@@ -22785,98 +22743,38 @@
     <w:p>
       <w:pPr>
         <w:spacing w:after="120"/>
-        <w:rPr>
-          <w:rFonts w:ascii="Times New Roman" w:hAnsi="Times New Roman"/>
-          <w:sz w:val="24"/>
-          <w:szCs w:val="24"/>
-        </w:rPr>
-      </w:pPr>
-      <w:r>
-        <w:rPr>
-          <w:rFonts w:ascii="Times New Roman" w:hAnsi="Times New Roman"/>
-          <w:i/>
-          <w:color w:val="FF0000"/>
-          <w:sz w:val="24"/>
-          <w:szCs w:val="24"/>
-        </w:rPr>
-        <w:t>Священик:</w:t>
-      </w:r>
-      <w:r>
-        <w:rPr>
-          <w:rFonts w:ascii="Times New Roman" w:hAnsi="Times New Roman"/>
-          <w:color w:val="FF0000"/>
-          <w:sz w:val="24"/>
-          <w:szCs w:val="24"/>
-        </w:rPr>
-        <w:t xml:space="preserve"> </w:t>
-      </w:r>
-      <w:r>
-        <w:rPr>
-          <w:rFonts w:ascii="Times New Roman" w:hAnsi="Times New Roman"/>
-          <w:sz w:val="24"/>
-          <w:szCs w:val="24"/>
-        </w:rPr>
-        <w:t>Христос, істинний Бог наш, молитвами пречистої своєї Матері, заступництвом чесних небесних сил безплотних, святих, славних і всехвальних апостолів, і святого (</w:t>
-      </w:r>
-      <w:r>
-        <w:rPr>
-          <w:rFonts w:ascii="Times New Roman" w:hAnsi="Times New Roman"/>
-          <w:i/>
-          <w:color w:val="FF0000"/>
-          <w:sz w:val="24"/>
-          <w:szCs w:val="24"/>
-        </w:rPr>
-        <w:t>ім'я, якого є храм</w:t>
-      </w:r>
-      <w:r>
-        <w:rPr>
-          <w:rFonts w:ascii="Times New Roman" w:hAnsi="Times New Roman"/>
-          <w:sz w:val="24"/>
-          <w:szCs w:val="24"/>
-        </w:rPr>
-        <w:t>), і св</w:t>
-      </w:r>
-      <w:r>
-        <w:rPr>
-          <w:rFonts w:ascii="Times New Roman" w:hAnsi="Times New Roman"/>
-          <w:sz w:val="24"/>
-          <w:szCs w:val="24"/>
-        </w:rPr>
-        <w:t xml:space="preserve">ятих мучеників </w:t>
-      </w:r>
-      <w:r>
-        <w:rPr>
-          <w:rFonts w:ascii="Times New Roman" w:hAnsi="Times New Roman"/>
-          <w:color w:val="000000"/>
-          <w:sz w:val="24"/>
-          <w:szCs w:val="24"/>
-        </w:rPr>
-        <w:t>Мини, Віктора й Вінкентія</w:t>
-      </w:r>
-      <w:r>
-        <w:rPr>
-          <w:rFonts w:ascii="Times New Roman" w:hAnsi="Times New Roman"/>
-          <w:sz w:val="24"/>
-          <w:szCs w:val="24"/>
-        </w:rPr>
-        <w:t xml:space="preserve">, і </w:t>
-      </w:r>
-      <w:r>
-        <w:rPr>
-          <w:rFonts w:ascii="Times New Roman" w:hAnsi="Times New Roman"/>
-          <w:color w:val="000000"/>
-          <w:sz w:val="24"/>
-          <w:szCs w:val="24"/>
-        </w:rPr>
-        <w:t>преподобного ісповідника Теодора Студита</w:t>
-      </w:r>
-      <w:r>
-        <w:rPr>
-          <w:rFonts w:ascii="Times New Roman" w:hAnsi="Times New Roman"/>
-          <w:sz w:val="24"/>
-          <w:szCs w:val="24"/>
-        </w:rPr>
-        <w:t>, і всіх святих, помилує і спасе нас, як благий і людинолюбний.</w:t>
+      </w:pPr>
+      <w:r>
+        <w:rPr>
+          <w:rFonts w:ascii="Times New Roman" w:hAnsi="Times New Roman"/>
+          <w:i/>
+          <w:color w:val="FF4400"/>
+          <w:sz w:val="24"/>
+        </w:rPr>
+        <w:t>Священник:</w:t>
+      </w:r>
+      <w:r>
+        <w:rPr>
+          <w:rFonts w:ascii="Times New Roman" w:hAnsi="Times New Roman"/>
+          <w:sz w:val="24"/>
+        </w:rPr>
+        <w:t xml:space="preserve"> Христос, істинний Бог наш - молитвами пречистої Своєї Матері, заступництвом чесних небесних сил безтілесних, святих славних і всехвальних апостолів, і святого, </w:t>
+      </w:r>
+      <w:r>
+        <w:rPr>
+          <w:rFonts w:ascii="Times New Roman" w:hAnsi="Times New Roman"/>
+          <w:i/>
+          <w:color w:val="FF4400"/>
+          <w:sz w:val="24"/>
+        </w:rPr>
+        <w:t>якого є храм</w:t>
+      </w:r>
+      <w:r>
+        <w:rPr>
+          <w:rFonts w:ascii="Times New Roman" w:hAnsi="Times New Roman"/>
+          <w:sz w:val="24"/>
+        </w:rPr>
+        <w:t>, і святих мучеників Мини, Віктора й Вінкентія, святої мучениці Стефаніди, преподобного отця нашого й ісповідника Теодора Студійського, і всіх святих - помилує і спасе нас як благий і людинолюбний.</w:t>
       </w:r>
     </w:p>
     <w:p>
@@ -27068,7 +26966,6 @@
           <w:i/>
           <w:color w:val="FF4400"/>
           <w:sz w:val="24"/>
-          <w:szCs w:val="24"/>
         </w:rPr>
         <w:t>Священник:</w:t>
       </w:r>
@@ -27076,17 +26973,8 @@
         <w:rPr>
           <w:rFonts w:ascii="Times New Roman" w:hAnsi="Times New Roman"/>
           <w:sz w:val="24"/>
-          <w:szCs w:val="24"/>
-        </w:rPr>
-        <w:t xml:space="preserve"> Бо Тобі належить усяка слава, честь і поклоніння, О</w:t>
-      </w:r>
-      <w:r>
-        <w:rPr>
-          <w:rFonts w:ascii="Times New Roman" w:hAnsi="Times New Roman"/>
-          <w:sz w:val="24"/>
-          <w:szCs w:val="24"/>
-        </w:rPr>
-        <w:t>тцю, і Сину, і Святому Духові, нині, і повсякчас, і на віки віків.</w:t>
+        </w:rPr>
+        <w:t xml:space="preserve"> Бо Тобі належить усяка слава, честь і поклоніння, Отцю, і Сину, і Святому Духові, нині, і повсякчас, і на віки віків.</w:t>
       </w:r>
     </w:p>
     <w:p>
@@ -27772,27 +27660,15 @@
           <w:i/>
           <w:color w:val="FF4400"/>
           <w:sz w:val="24"/>
-          <w:szCs w:val="24"/>
         </w:rPr>
         <w:t>Священник:</w:t>
       </w:r>
       <w:r>
         <w:rPr>
           <w:rFonts w:ascii="Times New Roman" w:hAnsi="Times New Roman"/>
-          <w:color w:val="000000"/>
-          <w:sz w:val="24"/>
-          <w:szCs w:val="24"/>
-        </w:rPr>
-        <w:t xml:space="preserve"> Бо Твоя є влада і Твоє є царство, і сила, і слава, Отця, і Сина, і </w:t>
-      </w:r>
-      <w:r>
-        <w:rPr>
-          <w:rFonts w:ascii="Times New Roman" w:hAnsi="Times New Roman"/>
-          <w:color w:val="000000"/>
-          <w:sz w:val="24"/>
-          <w:szCs w:val="24"/>
-        </w:rPr>
-        <w:t>Святого Духа, нині, і повсякчас, і на віки віків.</w:t>
+          <w:sz w:val="24"/>
+        </w:rPr>
+        <w:t xml:space="preserve"> Бо Твоя є влада і Твоє є царство, і сила, і слава, Отця, і Сина, і Святого Духа, нині, і повсякчас, і на віки віків.</w:t>
       </w:r>
     </w:p>
     <w:p>
@@ -28158,27 +28034,15 @@
           <w:i/>
           <w:color w:val="FF4400"/>
           <w:sz w:val="24"/>
-          <w:szCs w:val="24"/>
         </w:rPr>
         <w:t>Священник:</w:t>
       </w:r>
       <w:r>
         <w:rPr>
           <w:rFonts w:ascii="Times New Roman" w:hAnsi="Times New Roman"/>
-          <w:color w:val="000000"/>
-          <w:sz w:val="24"/>
-          <w:szCs w:val="24"/>
-        </w:rPr>
-        <w:t xml:space="preserve"> Бо Ти благий і людинолюбний Бог – і Тобі с</w:t>
-      </w:r>
-      <w:r>
-        <w:rPr>
-          <w:rFonts w:ascii="Times New Roman" w:hAnsi="Times New Roman"/>
-          <w:color w:val="000000"/>
-          <w:sz w:val="24"/>
-          <w:szCs w:val="24"/>
-        </w:rPr>
-        <w:t>лаву возсилаємо, Отцю, і Сину, і Святому Духові, нині, і повсякчас, і на віки віків.</w:t>
+          <w:sz w:val="24"/>
+        </w:rPr>
+        <w:t xml:space="preserve"> Бо Ти благий і людинолюбний Бог – і Тобі славу возсилаємо, Отцю, і Сину, і Святому Духові, нині, і повсякчас, і на віки віків.</w:t>
       </w:r>
     </w:p>
     <w:p>
@@ -29723,38 +29587,17 @@
         <w:rPr>
           <w:rFonts w:ascii="Times New Roman" w:hAnsi="Times New Roman"/>
           <w:i/>
-          <w:color w:val="FF0000"/>
-          <w:sz w:val="24"/>
-          <w:szCs w:val="24"/>
-        </w:rPr>
-        <w:t>Свяще</w:t>
-      </w:r>
-      <w:r>
-        <w:rPr>
-          <w:rFonts w:ascii="Times New Roman" w:hAnsi="Times New Roman"/>
-          <w:i/>
-          <w:color w:val="FF0000"/>
-          <w:sz w:val="24"/>
-          <w:szCs w:val="24"/>
-        </w:rPr>
-        <w:t xml:space="preserve">нник: </w:t>
-      </w:r>
-      <w:r>
-        <w:rPr>
-          <w:rFonts w:ascii="Times New Roman" w:hAnsi="Times New Roman"/>
-          <w:color w:val="000000"/>
-          <w:sz w:val="24"/>
-          <w:szCs w:val="24"/>
-        </w:rPr>
-        <w:t>Бо Ти Бог наш і Тобі славу возсилаємо: Отцю, і Сину, і Святому Духові</w:t>
-      </w:r>
-      <w:r>
-        <w:rPr>
-          <w:rFonts w:ascii="Times New Roman" w:hAnsi="Times New Roman"/>
-          <w:sz w:val="24"/>
-          <w:szCs w:val="24"/>
-        </w:rPr>
-        <w:t>, нині, і повсякчас, і на віки віків.</w:t>
+          <w:color w:val="FF4400"/>
+          <w:sz w:val="24"/>
+        </w:rPr>
+        <w:t>Священник:</w:t>
+      </w:r>
+      <w:r>
+        <w:rPr>
+          <w:rFonts w:ascii="Times New Roman" w:hAnsi="Times New Roman"/>
+          <w:sz w:val="24"/>
+        </w:rPr>
+        <w:t xml:space="preserve"> Бо Ти Бог наш і Тобі славу возсилаємо: Отцю, і Сину, і Святому Духові, нині, і повсякчас, і на віки віків.</w:t>
       </w:r>
     </w:p>
     <w:p>
@@ -30868,28 +30711,17 @@
         <w:rPr>
           <w:rFonts w:ascii="Times New Roman" w:hAnsi="Times New Roman"/>
           <w:i/>
-          <w:color w:val="FF0000"/>
-          <w:sz w:val="24"/>
-          <w:szCs w:val="24"/>
-        </w:rPr>
-        <w:t xml:space="preserve">Священник: </w:t>
-      </w:r>
-      <w:r>
-        <w:rPr>
-          <w:rFonts w:ascii="Times New Roman" w:hAnsi="Times New Roman"/>
-          <w:color w:val="000000"/>
-          <w:sz w:val="24"/>
-          <w:szCs w:val="24"/>
-        </w:rPr>
-        <w:t>Бо Ти цар миру і Спас душ наших – і Тобі славу возсилаємо, Отцю, і Сину, і Святому Духові</w:t>
-      </w:r>
-      <w:r>
-        <w:rPr>
-          <w:rFonts w:ascii="Times New Roman" w:hAnsi="Times New Roman"/>
-          <w:sz w:val="24"/>
-          <w:szCs w:val="24"/>
-        </w:rPr>
-        <w:t>, нині, і повсякчас, і на віки віків.</w:t>
+          <w:color w:val="FF4400"/>
+          <w:sz w:val="24"/>
+        </w:rPr>
+        <w:t>Священник:</w:t>
+      </w:r>
+      <w:r>
+        <w:rPr>
+          <w:rFonts w:ascii="Times New Roman" w:hAnsi="Times New Roman"/>
+          <w:sz w:val="24"/>
+        </w:rPr>
+        <w:t xml:space="preserve"> Бо Ти цар миру і Спас душ наших – і Тобі славу возсилаємо, Отцю, і Сину, і Святому Духові, нині, і повсякчас, і на віки віків.</w:t>
       </w:r>
     </w:p>
     <w:p>
@@ -34542,19 +34374,15 @@
           <w:i/>
           <w:color w:val="FF4400"/>
           <w:sz w:val="24"/>
-          <w:szCs w:val="24"/>
-        </w:rPr>
-        <w:lastRenderedPageBreak/>
-        <w:t xml:space="preserve">Священник: </w:t>
-      </w:r>
-      <w:r>
-        <w:rPr>
-          <w:rFonts w:ascii="Times New Roman" w:hAnsi="Times New Roman"/>
-          <w:color w:val="000000"/>
-          <w:sz w:val="24"/>
-          <w:szCs w:val="24"/>
-        </w:rPr>
-        <w:t>Бо до Тебе належить милувати і спасати нас, Боже наш, і Тобі славу возсилаємо, Отцю, і Сину, і Святому Духові, нині, і повсякчас, і на віки віків.</w:t>
+        </w:rPr>
+        <w:t>Священник:</w:t>
+      </w:r>
+      <w:r>
+        <w:rPr>
+          <w:rFonts w:ascii="Times New Roman" w:hAnsi="Times New Roman"/>
+          <w:sz w:val="24"/>
+        </w:rPr>
+        <w:t xml:space="preserve"> Бо до Тебе належить милувати і спасати нас, Боже наш, і Тобі славу возсилаємо, Отцю, і Сину, і Святому Духові, нині, і повсякчас, і на віки віків.</w:t>
       </w:r>
     </w:p>
     <w:p>
@@ -36621,9 +36449,8 @@
         <w:rPr>
           <w:rFonts w:ascii="Times New Roman" w:hAnsi="Times New Roman"/>
           <w:i/>
-          <w:color w:val="FF0000"/>
-          <w:sz w:val="24"/>
-          <w:szCs w:val="24"/>
+          <w:color w:val="FF4400"/>
+          <w:sz w:val="24"/>
         </w:rPr>
         <w:t>Священник:</w:t>
       </w:r>
@@ -36631,7 +36458,6 @@
         <w:rPr>
           <w:rFonts w:ascii="Times New Roman" w:hAnsi="Times New Roman"/>
           <w:sz w:val="24"/>
-          <w:szCs w:val="24"/>
         </w:rPr>
         <w:t xml:space="preserve"> Бо Твоє є царство, і сила, і слава, Отця, і Сина, і Святого Духа, нині, і повсякчас, і на віки віків.</w:t>
       </w:r>
@@ -37197,25 +37023,15 @@
           <w:i/>
           <w:color w:val="FF4400"/>
           <w:sz w:val="24"/>
-          <w:szCs w:val="24"/>
-        </w:rPr>
-        <w:t xml:space="preserve">Священник: </w:t>
-      </w:r>
-      <w:r>
-        <w:rPr>
-          <w:rFonts w:ascii="Times New Roman" w:hAnsi="Times New Roman"/>
-          <w:sz w:val="24"/>
-          <w:szCs w:val="24"/>
-        </w:rPr>
-        <w:t>Бо милостивий і людинолюбний Бог єси, і Тобі славу возсилаємо, Отцю, і Сину, і Св</w:t>
-      </w:r>
-      <w:r>
-        <w:rPr>
-          <w:rFonts w:ascii="Times New Roman" w:hAnsi="Times New Roman"/>
-          <w:sz w:val="24"/>
-          <w:szCs w:val="24"/>
-        </w:rPr>
-        <w:t>ятому Духові, нині, і повсякчас, і на віки віків.</w:t>
+        </w:rPr>
+        <w:t>Священник:</w:t>
+      </w:r>
+      <w:r>
+        <w:rPr>
+          <w:rFonts w:ascii="Times New Roman" w:hAnsi="Times New Roman"/>
+          <w:sz w:val="24"/>
+        </w:rPr>
+        <w:t xml:space="preserve"> Бо милостивий і людинолюбний Бог єси, і Тобі славу возсилаємо, Отцю, і Сину, і Святому Духові, нині, і повсякчас, і на віки віків.</w:t>
       </w:r>
     </w:p>
     <w:p>
@@ -37336,19 +37152,47 @@
         <w:rPr>
           <w:rFonts w:ascii="Times New Roman" w:hAnsi="Times New Roman"/>
           <w:i/>
+          <w:color w:val="FF4400"/>
+          <w:sz w:val="24"/>
+        </w:rPr>
+        <w:t>Священник:</w:t>
+      </w:r>
+      <w:r>
+        <w:rPr>
+          <w:rFonts w:ascii="Times New Roman" w:hAnsi="Times New Roman"/>
+          <w:sz w:val="24"/>
+        </w:rPr>
+        <w:t xml:space="preserve"> Сла́ва Тобі́, Хри́сте Бо́же, упова́ння на́ше, сла́ва Тобі́!</w:t>
+      </w:r>
+    </w:p>
+    <w:p>
+      <w:pPr>
+        <w:pStyle w:val="Normal"/>
+        <w:spacing w:after="120"/>
+      </w:pPr>
+      <w:r>
+        <w:rPr>
+          <w:rFonts w:ascii="Times New Roman" w:hAnsi="Times New Roman"/>
+          <w:i/>
           <w:color w:val="FF0000"/>
           <w:sz w:val="24"/>
         </w:rPr>
-        <w:t>Священ</w:t>
-      </w:r>
-      <w:r>
-        <w:rPr>
-          <w:rFonts w:ascii="Times New Roman" w:hAnsi="Times New Roman"/>
-          <w:i/>
+        <w:t>Вірні:</w:t>
+      </w:r>
+      <w:r>
+        <w:rPr>
+          <w:rFonts w:ascii="Times New Roman" w:hAnsi="Times New Roman"/>
           <w:color w:val="FF0000"/>
           <w:sz w:val="24"/>
         </w:rPr>
-        <w:t>н</w:t>
+        <w:t xml:space="preserve"> </w:t>
+      </w:r>
+      <w:r>
+        <w:rPr>
+          <w:rFonts w:ascii="Times New Roman" w:hAnsi="Times New Roman"/>
+          <w:sz w:val="24"/>
+        </w:rPr>
+        <w:t xml:space="preserve">Сла́ва Отцю́, і Си́ну, і Свято́му Ду́хові, і ни́ні, і повсякча́с, і на ві́ки вікі́в. Амі́нь. Го́споди, поми́луй. </w:t>
       </w:r>
       <w:r>
         <w:rPr>
@@ -37357,60 +37201,6 @@
           <w:color w:val="FF0000"/>
           <w:sz w:val="24"/>
         </w:rPr>
-        <w:t>ик:</w:t>
-      </w:r>
-      <w:r>
-        <w:rPr>
-          <w:rFonts w:ascii="Times New Roman" w:hAnsi="Times New Roman"/>
-          <w:color w:val="FF0000"/>
-          <w:sz w:val="24"/>
-        </w:rPr>
-        <w:t xml:space="preserve"> </w:t>
-      </w:r>
-      <w:r>
-        <w:rPr>
-          <w:rFonts w:ascii="Times New Roman" w:hAnsi="Times New Roman"/>
-          <w:sz w:val="24"/>
-        </w:rPr>
-        <w:t>Сла́ва Тобі́, Хри́сте Бо́же, упова́ння на́ше, сла́ва Тобі́!</w:t>
-      </w:r>
-    </w:p>
-    <w:p>
-      <w:pPr>
-        <w:pStyle w:val="Normal"/>
-        <w:spacing w:after="120"/>
-      </w:pPr>
-      <w:r>
-        <w:rPr>
-          <w:rFonts w:ascii="Times New Roman" w:hAnsi="Times New Roman"/>
-          <w:i/>
-          <w:color w:val="FF0000"/>
-          <w:sz w:val="24"/>
-        </w:rPr>
-        <w:t>Вірні:</w:t>
-      </w:r>
-      <w:r>
-        <w:rPr>
-          <w:rFonts w:ascii="Times New Roman" w:hAnsi="Times New Roman"/>
-          <w:color w:val="FF0000"/>
-          <w:sz w:val="24"/>
-        </w:rPr>
-        <w:t xml:space="preserve"> </w:t>
-      </w:r>
-      <w:r>
-        <w:rPr>
-          <w:rFonts w:ascii="Times New Roman" w:hAnsi="Times New Roman"/>
-          <w:sz w:val="24"/>
-        </w:rPr>
-        <w:t xml:space="preserve">Сла́ва Отцю́, і Си́ну, і Свято́му Ду́хові, і ни́ні, і повсякча́с, і на ві́ки вікі́в. Амі́нь. Го́споди, поми́луй. </w:t>
-      </w:r>
-      <w:r>
-        <w:rPr>
-          <w:rFonts w:ascii="Times New Roman" w:hAnsi="Times New Roman"/>
-          <w:i/>
-          <w:color w:val="FF0000"/>
-          <w:sz w:val="24"/>
-        </w:rPr>
         <w:t>(3 р.)</w:t>
       </w:r>
       <w:r>
@@ -37424,98 +37214,38 @@
     <w:p>
       <w:pPr>
         <w:spacing w:after="120"/>
-        <w:rPr>
-          <w:rFonts w:ascii="Times New Roman" w:hAnsi="Times New Roman"/>
-          <w:sz w:val="24"/>
-          <w:szCs w:val="24"/>
-        </w:rPr>
-      </w:pPr>
-      <w:r>
-        <w:rPr>
-          <w:rFonts w:ascii="Times New Roman" w:hAnsi="Times New Roman"/>
-          <w:i/>
-          <w:color w:val="FF0000"/>
-          <w:sz w:val="24"/>
-          <w:szCs w:val="24"/>
-        </w:rPr>
-        <w:t>Священик:</w:t>
-      </w:r>
-      <w:r>
-        <w:rPr>
-          <w:rFonts w:ascii="Times New Roman" w:hAnsi="Times New Roman"/>
-          <w:color w:val="FF0000"/>
-          <w:sz w:val="24"/>
-          <w:szCs w:val="24"/>
-        </w:rPr>
-        <w:t xml:space="preserve"> </w:t>
-      </w:r>
-      <w:r>
-        <w:rPr>
-          <w:rFonts w:ascii="Times New Roman" w:hAnsi="Times New Roman"/>
-          <w:sz w:val="24"/>
-          <w:szCs w:val="24"/>
-        </w:rPr>
-        <w:t>Христос, істинний Бог наш, молитвами пречистої своєї Матері, заступництвом чесних небесних сил безплотних, святих, славних і все</w:t>
-      </w:r>
-      <w:r>
-        <w:rPr>
-          <w:rFonts w:ascii="Times New Roman" w:hAnsi="Times New Roman"/>
-          <w:sz w:val="24"/>
-          <w:szCs w:val="24"/>
-        </w:rPr>
-        <w:t>хвальних апостолів, і святого (</w:t>
-      </w:r>
-      <w:r>
-        <w:rPr>
-          <w:rFonts w:ascii="Times New Roman" w:hAnsi="Times New Roman"/>
-          <w:i/>
-          <w:color w:val="FF0000"/>
-          <w:sz w:val="24"/>
-          <w:szCs w:val="24"/>
-        </w:rPr>
-        <w:t>ім'я, якого є храм</w:t>
-      </w:r>
-      <w:r>
-        <w:rPr>
-          <w:rFonts w:ascii="Times New Roman" w:hAnsi="Times New Roman"/>
-          <w:sz w:val="24"/>
-          <w:szCs w:val="24"/>
-        </w:rPr>
-        <w:t xml:space="preserve">), і святих мучеників </w:t>
-      </w:r>
-      <w:r>
-        <w:rPr>
-          <w:rFonts w:ascii="Times New Roman" w:hAnsi="Times New Roman"/>
-          <w:color w:val="000000"/>
-          <w:sz w:val="24"/>
-          <w:szCs w:val="24"/>
-        </w:rPr>
-        <w:t>Мини, Віктора й Вінкентія</w:t>
-      </w:r>
-      <w:r>
-        <w:rPr>
-          <w:rFonts w:ascii="Times New Roman" w:hAnsi="Times New Roman"/>
-          <w:sz w:val="24"/>
-          <w:szCs w:val="24"/>
-        </w:rPr>
-        <w:t xml:space="preserve">, і </w:t>
-      </w:r>
-      <w:r>
-        <w:rPr>
-          <w:rFonts w:ascii="Times New Roman" w:hAnsi="Times New Roman"/>
-          <w:color w:val="000000"/>
-          <w:sz w:val="24"/>
-          <w:szCs w:val="24"/>
-        </w:rPr>
-        <w:t>преподобного ісповідника Теодора Студита</w:t>
-      </w:r>
-      <w:r>
-        <w:rPr>
-          <w:rFonts w:ascii="Times New Roman" w:hAnsi="Times New Roman"/>
-          <w:sz w:val="24"/>
-          <w:szCs w:val="24"/>
-        </w:rPr>
-        <w:t>, і всіх святих, помилує і спасе нас, як благий і людинолюбний.</w:t>
+      </w:pPr>
+      <w:r>
+        <w:rPr>
+          <w:rFonts w:ascii="Times New Roman" w:hAnsi="Times New Roman"/>
+          <w:i/>
+          <w:color w:val="FF4400"/>
+          <w:sz w:val="24"/>
+        </w:rPr>
+        <w:t>Священник:</w:t>
+      </w:r>
+      <w:r>
+        <w:rPr>
+          <w:rFonts w:ascii="Times New Roman" w:hAnsi="Times New Roman"/>
+          <w:sz w:val="24"/>
+        </w:rPr>
+        <w:t xml:space="preserve"> Христос, істинний Бог наш - молитвами пречистої Своєї Матері, заступництвом чесних небесних сил безтілесних, святих славних і всехвальних апостолів, і святого, </w:t>
+      </w:r>
+      <w:r>
+        <w:rPr>
+          <w:rFonts w:ascii="Times New Roman" w:hAnsi="Times New Roman"/>
+          <w:i/>
+          <w:color w:val="FF4400"/>
+          <w:sz w:val="24"/>
+        </w:rPr>
+        <w:t>якого є храм</w:t>
+      </w:r>
+      <w:r>
+        <w:rPr>
+          <w:rFonts w:ascii="Times New Roman" w:hAnsi="Times New Roman"/>
+          <w:sz w:val="24"/>
+        </w:rPr>
+        <w:t>, і святих мучеників Мини, Віктора й Вінкентія, святої мучениці Стефаніди, преподобного отця нашого й ісповідника Теодора Студійського, і всіх святих - помилує і спасе нас як благий і людинолюбний.</w:t>
       </w:r>
     </w:p>
     <w:p>
